--- a/docs/ACME_AI_Chat_Implementation_Guide.docx
+++ b/docs/ACME_AI_Chat_Implementation_Guide.docx
@@ -817,7 +817,7 @@
           <w:sz w:val="20"/>
           <w:szCs w:val="20"/>
         </w:rPr>
-        <w:t xml:space="preserve">7</w:t>
+        <w:t xml:space="preserve">8</w:t>
       </w:r>
     </w:p>
     <w:p>
@@ -961,7 +961,7 @@
           <w:sz w:val="20"/>
           <w:szCs w:val="20"/>
         </w:rPr>
-        <w:t xml:space="preserve">8</w:t>
+        <w:t xml:space="preserve">9</w:t>
       </w:r>
     </w:p>
     <w:p>
@@ -1105,7 +1105,7 @@
           <w:sz w:val="20"/>
           <w:szCs w:val="20"/>
         </w:rPr>
-        <w:t xml:space="preserve">9</w:t>
+        <w:t xml:space="preserve">10</w:t>
       </w:r>
     </w:p>
     <w:p>
@@ -1141,7 +1141,7 @@
           <w:sz w:val="20"/>
           <w:szCs w:val="20"/>
         </w:rPr>
-        <w:t xml:space="preserve">9</w:t>
+        <w:t xml:space="preserve">10</w:t>
       </w:r>
     </w:p>
     <w:p>
@@ -1393,7 +1393,7 @@
           <w:sz w:val="20"/>
           <w:szCs w:val="20"/>
         </w:rPr>
-        <w:t xml:space="preserve">13</w:t>
+        <w:t xml:space="preserve">14</w:t>
       </w:r>
     </w:p>
     <w:p>
@@ -1537,7 +1537,7 @@
           <w:sz w:val="20"/>
           <w:szCs w:val="20"/>
         </w:rPr>
-        <w:t xml:space="preserve">14</w:t>
+        <w:t xml:space="preserve">15</w:t>
       </w:r>
     </w:p>
     <w:p>
@@ -1681,7 +1681,7 @@
           <w:sz w:val="20"/>
           <w:szCs w:val="20"/>
         </w:rPr>
-        <w:t xml:space="preserve">16</w:t>
+        <w:t xml:space="preserve">17</w:t>
       </w:r>
     </w:p>
     <w:p>
@@ -2005,7 +2005,7 @@
           <w:sz w:val="20"/>
           <w:szCs w:val="20"/>
         </w:rPr>
-        <w:t xml:space="preserve">19</w:t>
+        <w:t xml:space="preserve">20</w:t>
       </w:r>
     </w:p>
     <w:p>
@@ -2068,7 +2068,7 @@
           <w:sz w:val="21"/>
           <w:szCs w:val="21"/>
         </w:rPr>
-        <w:t xml:space="preserve">This guide covers the end-to-end implementation of two AI-powered chat interfaces for ACME Corp, both built on Oracle APEX over an Oracle Autonomous Data Warehouse. They answer the same finance questions by different routes, and the contrast between them is the point: one keeps the reasoning outside the database, the other keeps it inside.</w:t>
+        <w:t xml:space="preserve">This guide covers the end-to-end implementation of two AI-powered chat interfaces for ACME Corp, both built on Oracle APEX over an Oracle Autonomous Data Warehouse. They answer the same finance questions by different routes, and the contrast between them is the point: one runs the agent as a separate OCI service, the other runs the agent loop and its tools inside the database. In both, the language model itself is a network call, and in both it sees some of your data.</w:t>
       </w:r>
     </w:p>
     <w:p>
@@ -2202,7 +2202,7 @@
                 <w:sz w:val="19"/>
                 <w:szCs w:val="19"/>
               </w:rPr>
-              <w:t xml:space="preserve">Where reasoning runs</w:t>
+              <w:t xml:space="preserve">Where the agent runs</w:t>
             </w:r>
           </w:p>
         </w:tc>
@@ -2252,7 +2252,7 @@
                 <w:sz w:val="19"/>
                 <w:szCs w:val="19"/>
               </w:rPr>
-              <w:t xml:space="preserve">Inside the Autonomous Database</w:t>
+              <w:t xml:space="preserve">Agent loop and tools inside the Autonomous Database; the model is called over the network</w:t>
             </w:r>
           </w:p>
         </w:tc>
@@ -2995,7 +2995,7 @@
           <w:sz w:val="17"/>
           <w:szCs w:val="17"/>
         </w:rPr>
-        <w:t xml:space="preserve">   |  DBMS_CLOUD_AI_AGENT.RUN_TEAM(team_name, query, params)</w:t>
+        <w:t xml:space="preserve">   |  DBMS_CLOUD_AI_AGENT.RUN_TEAM(team_name, user_prompt, params)</w:t>
       </w:r>
     </w:p>
     <w:p>
@@ -3224,7 +3224,7 @@
           <w:sz w:val="21"/>
           <w:szCs w:val="21"/>
         </w:rPr>
-        <w:t xml:space="preserve">Every tool call happens inside the database. No ledger row leaves the ADW to be reasoned over.</w:t>
+        <w:t xml:space="preserve">Every tool call executes inside the database, and every query runs against the live tables. That is not the same as keeping data from the model. Generating SQL sends only schema metadata — table and column names, and comments. But the narrate action sends the query results to the model so it can write the answer, retrieval sends the matching document chunks, and the agent passes each tool’s output back to the model to decide what to do next. Which provider hosts the model decides where that data goes.</w:t>
       </w:r>
     </w:p>
     <w:p>
@@ -8890,7 +8890,7 @@
           <w:sz w:val="21"/>
           <w:szCs w:val="21"/>
         </w:rPr>
-        <w:t xml:space="preserve">The behaviour is counter-intuitive enough to be worth stating as a table, because testing it with an arbitrary value will not reproduce it:</w:t>
+        <w:t xml:space="preserve">The behavior is counter-intuitive enough to be worth stating as a table, because testing it with an arbitrary value will not reproduce it:</w:t>
       </w:r>
     </w:p>
     <w:tbl>
@@ -12535,7 +12535,7 @@
           <w:sz w:val="17"/>
           <w:szCs w:val="17"/>
         </w:rPr>
-        <w:t xml:space="preserve">      "description": "Analyse expense trends over time for a department. Use for growth rate, direction, and period-over-period comparison questions."</w:t>
+        <w:t xml:space="preserve">      "description": "Analyze expense trends over time for a department. Use for growth rate, direction, and period-over-period comparison questions."</w:t>
       </w:r>
     </w:p>
     <w:p>
@@ -12962,7 +12962,7 @@
           <w:sz w:val="21"/>
           <w:szCs w:val="21"/>
         </w:rPr>
-        <w:t xml:space="preserve">The most involved of the four. A PL/SQL wrapper serialises ledger rows to JSON, hands them to a Python function running inside the database via pyqEval, and returns the result. No oml.connect() call and no external network traffic for the data itself.</w:t>
+        <w:t xml:space="preserve">The most involved of the four. A PL/SQL wrapper serializes ledger rows to JSON, hands them to a Python function running in the database’s own Python engine via pyqEval, and returns the result. There is no oml.connect() call, but the data does travel through the database’s OML REST endpoint — which is why the host ACL in section 9.6 is required — and the statistics that come back are passed to the model like any other tool output.</w:t>
       </w:r>
     </w:p>
     <w:p>
@@ -15878,7 +15878,7 @@
           <w:sz w:val="21"/>
           <w:szCs w:val="21"/>
         </w:rPr>
-        <w:t xml:space="preserve">The last one is the most valuable question in the set. The department exists in the dimension and has no transactions, so a model answering from plausibility would invent a figure. The correct behaviour is the refusal, and it demonstrates the task instruction working.</w:t>
+        <w:t xml:space="preserve">The last one is the most valuable question in the set. The department exists in the dimension and has no transactions, so a model answering from plausibility would invent a figure. The correct behavior is the refusal, and it demonstrates the task instruction working.</w:t>
       </w:r>
     </w:p>
     <w:p>
